--- a/drafts/Workers Un-Gagged.docx
+++ b/drafts/Workers Un-Gagged.docx
@@ -16,14 +16,6 @@
       </w:pPr>
       <w:r>
         <w:t xml:space="preserve">Federal Labor Preemption of State Data Trespass Laws</w:t>
-      </w:r>
-    </w:p>
-    <w:p>
-      <w:pPr>
-        <w:pStyle w:val="Author"/>
-      </w:pPr>
-      <w:r>
-        <w:t xml:space="preserve">Eric M. Fink</w:t>
       </w:r>
     </w:p>
     <w:p>
@@ -4110,7 +4102,7 @@
         <w:t xml:space="preserve"> </w:t>
       </w:r>
       <w:r>
-        <w:t xml:space="preserve">(“Subsection (b)(3) then punishes the undercover employee for placing an unattended camera on the factory floor while she works.”). Subsection (b)(4) targets “[c]onspiring in organized retail theft”, which is unprotected under the NLRA. Subsection (b)(5) targets “act[s] that substantially interfer[] with the ownership or possession of real property”. This would likely include “acts of trespass or violence against the employer’s property”, which are also unprotected. See</w:t>
+        <w:t xml:space="preserve">(“Subsection (b)(3) then punishes the undercover employee for placing an unattended camera on the factory floor while she works.”). Subsection (b)(4) targets “[c]onspiring in organized retail theft”, which is unprotected under the NLRA. Subsection (b)(5) targets “act[s] that substantially interfer[] with the ownership or possession of real property”. This would likely include “acts of trespass or violence against the employer’s property”, which are unprotected. See</w:t>
       </w:r>
       <w:r>
         <w:t xml:space="preserve"> </w:t>
@@ -4142,7 +4134,7 @@
         <w:t xml:space="preserve"> </w:t>
       </w:r>
       <w:r>
-        <w:t xml:space="preserve">preemption does not prevent States from imposing liability of employees” for such conduct.). However, it might also include an employee’s “reporting … a conversation had with other employees—to a newspaper, a union, a state agency—if the reporting leads the State to such down the facility,</w:t>
+        <w:t xml:space="preserve">preemption does not prevent States from imposing liability of employees” for such conduct.). However, it might also include an employee’s “reporting of a conversation had with other employees—to a newspaper, a union, a state agency—if the reporting leads the State to such down the facility,”</w:t>
       </w:r>
       <w:r>
         <w:t xml:space="preserve"> </w:t>
@@ -4180,7 +4172,7 @@
         <w:t xml:space="preserve">29 U.S.C. § 7</w:t>
       </w:r>
       <w:r>
-        <w:t xml:space="preserve">.</w:t>
+        <w:t xml:space="preserve">; see sec. 3.1, infra.</w:t>
       </w:r>
     </w:p>
   </w:footnote>
